--- a/role_play_rcg/background_role_play_fr.docx
+++ b/role_play_rcg/background_role_play_fr.docx
@@ -893,15 +893,16 @@
         <w:t>son</w:t>
       </w:r>
       <w:r>
-        <w:t xml:space="preserve"> propre modèle de données, ses propres contrôles qualité associés et souvent des traitements plus ou moins spécifiques. </w:t>
-      </w:r>
-      <w:proofErr w:type="gramStart"/>
-      <w:r>
-        <w:t>Au final</w:t>
-      </w:r>
-      <w:proofErr w:type="gramEnd"/>
-      <w:r>
-        <w:t>, les données sont soumises au « même endroit » et dans le même format. Cependant étant donné que tous les processus sont réalisés pour la majeur</w:t>
+        <w:t xml:space="preserve"> propre modèle de données</w:t>
+      </w:r>
+      <w:r>
+        <w:t xml:space="preserve"> </w:t>
+      </w:r>
+      <w:r>
+        <w:t>(structure et organisation des données)</w:t>
+      </w:r>
+      <w:r>
+        <w:t>, ses propres contrôles qualité associés et souvent des traitements plus ou moins spécifiques. Au final, les données sont soumises au « même endroit » et dans le même format. Cependant étant donné que tous les processus sont réalisés pour la majeur</w:t>
       </w:r>
       <w:r>
         <w:t>e</w:t>
@@ -1018,7 +1019,13 @@
         <w:jc w:val="both"/>
       </w:pPr>
       <w:r>
-        <w:t xml:space="preserve">N’oubliez pas que l’axe directeur principal est la volonté commune d’avancer sur ce sujet et que par conséquent la bienveillance doit être le moteur de vos discussions. </w:t>
+        <w:t xml:space="preserve">N’oubliez pas que l’axe directeur principal est la volonté commune d’avancer sur ce sujet et que par conséquent la bienveillance </w:t>
+      </w:r>
+      <w:r>
+        <w:t xml:space="preserve">et la co-construction doivent être les moteurs </w:t>
+      </w:r>
+      <w:r>
+        <w:t xml:space="preserve">de vos discussions. </w:t>
       </w:r>
     </w:p>
     <w:p>
